--- a/_build/docx/04_Шаблоны_управления_отделом/2_График_отпусков.docx
+++ b/_build/docx/04_Шаблоны_управления_отделом/2_График_отпусков.docx
@@ -288,7 +288,7 @@
                 <w:rFonts w:ascii="Times New Roman" w:hAnsi="Times New Roman"/>
                 <w:sz w:val="22"/>
               </w:rPr>
-              <w:t>[Конструктор 1]</w:t>
+              <w:t>Шука А.С.</w:t>
             </w:r>
           </w:p>
         </w:tc>
@@ -356,7 +356,7 @@
                 <w:rFonts w:ascii="Times New Roman" w:hAnsi="Times New Roman"/>
                 <w:sz w:val="22"/>
               </w:rPr>
-              <w:t>[Архитектор 1]</w:t>
+              <w:t>Горбач Д.О.</w:t>
             </w:r>
           </w:p>
         </w:tc>
@@ -608,7 +608,7 @@
                 <w:rFonts w:ascii="Times New Roman" w:hAnsi="Times New Roman"/>
                 <w:sz w:val="22"/>
               </w:rPr>
-              <w:t>[Конструктор 1]</w:t>
+              <w:t>Шука А.С.</w:t>
             </w:r>
           </w:p>
         </w:tc>
@@ -636,7 +636,7 @@
                 <w:rFonts w:ascii="Times New Roman" w:hAnsi="Times New Roman"/>
                 <w:sz w:val="22"/>
               </w:rPr>
-              <w:t>[Архитектор 1]</w:t>
+              <w:t>Горбач Д.О.</w:t>
             </w:r>
           </w:p>
         </w:tc>
